--- a/files/original_student_files/interconsultation.docx
+++ b/files/original_student_files/interconsultation.docx
@@ -129,13 +129,13 @@
         <w:tblLook w:val="01E0" w:firstRow="1" w:lastRow="1" w:firstColumn="1" w:lastColumn="1" w:noHBand="0" w:noVBand="0"/>
       </w:tblPr>
       <w:tblGrid>
-        <w:gridCol w:w="2141"/>
-        <w:gridCol w:w="1663"/>
-        <w:gridCol w:w="980"/>
+        <w:gridCol w:w="2142"/>
+        <w:gridCol w:w="1666"/>
+        <w:gridCol w:w="979"/>
         <w:gridCol w:w="841"/>
-        <w:gridCol w:w="897"/>
-        <w:gridCol w:w="432"/>
-        <w:gridCol w:w="622"/>
+        <w:gridCol w:w="896"/>
+        <w:gridCol w:w="431"/>
+        <w:gridCol w:w="621"/>
         <w:gridCol w:w="94"/>
         <w:gridCol w:w="631"/>
         <w:gridCol w:w="409"/>
@@ -209,6 +209,7 @@
                 <w:r>
                   <w:rPr>
                     <w:rStyle w:val="Textodelmarcadordeposicin"/>
+                    <w:rFonts w:ascii="Arial" w:hAnsi="Arial" w:cs="Arial"/>
                     <w:color w:val="auto"/>
                     <w:sz w:val="16"/>
                     <w:szCs w:val="16"/>
@@ -387,6 +388,7 @@
                 <w:r>
                   <w:rPr>
                     <w:rStyle w:val="Textodelmarcadordeposicin"/>
+                    <w:rFonts w:ascii="Arial" w:hAnsi="Arial" w:cs="Arial"/>
                     <w:color w:val="auto"/>
                     <w:sz w:val="16"/>
                     <w:szCs w:val="16"/>
@@ -513,6 +515,7 @@
                 <w:r>
                   <w:rPr>
                     <w:rStyle w:val="Textodelmarcadordeposicin"/>
+                    <w:rFonts w:ascii="Arial" w:hAnsi="Arial" w:cs="Arial"/>
                     <w:color w:val="auto"/>
                     <w:sz w:val="16"/>
                     <w:szCs w:val="16"/>
@@ -605,6 +608,7 @@
                 <w:r>
                   <w:rPr>
                     <w:rStyle w:val="Textodelmarcadordeposicin"/>
+                    <w:rFonts w:ascii="Arial" w:hAnsi="Arial" w:cs="Arial"/>
                     <w:color w:val="auto"/>
                     <w:sz w:val="16"/>
                     <w:szCs w:val="16"/>
@@ -681,6 +685,7 @@
                 <w:r>
                   <w:rPr>
                     <w:rStyle w:val="Textodelmarcadordeposicin"/>
+                    <w:rFonts w:ascii="Arial" w:hAnsi="Arial" w:cs="Arial"/>
                     <w:color w:val="auto"/>
                     <w:sz w:val="16"/>
                     <w:szCs w:val="16"/>
@@ -747,6 +752,7 @@
                 <w:r>
                   <w:rPr>
                     <w:rStyle w:val="Textodelmarcadordeposicin"/>
+                    <w:rFonts w:ascii="Arial" w:hAnsi="Arial" w:cs="Arial"/>
                     <w:color w:val="auto"/>
                     <w:sz w:val="16"/>
                     <w:szCs w:val="16"/>
@@ -807,6 +813,7 @@
                 <w:r>
                   <w:rPr>
                     <w:rStyle w:val="Textodelmarcadordeposicin"/>
+                    <w:rFonts w:ascii="Arial" w:hAnsi="Arial" w:cs="Arial"/>
                     <w:color w:val="auto"/>
                     <w:sz w:val="16"/>
                     <w:szCs w:val="16"/>
@@ -878,6 +885,7 @@
                 <w:r>
                   <w:rPr>
                     <w:rStyle w:val="Textodelmarcadordeposicin"/>
+                    <w:rFonts w:ascii="Arial" w:hAnsi="Arial" w:cs="Arial"/>
                     <w:color w:val="auto"/>
                     <w:sz w:val="16"/>
                     <w:szCs w:val="16"/>
@@ -960,6 +968,7 @@
                 <w:r>
                   <w:rPr>
                     <w:rStyle w:val="Textodelmarcadordeposicin"/>
+                    <w:rFonts w:ascii="Arial" w:hAnsi="Arial" w:cs="Arial"/>
                     <w:color w:val="auto"/>
                     <w:sz w:val="16"/>
                     <w:szCs w:val="16"/>
@@ -1001,7 +1010,9 @@
           <w:sdt>
             <w:sdtPr>
               <w:rPr>
-                <w:szCs w:val="20"/>
+                <w:rFonts w:ascii="Arial" w:hAnsi="Arial" w:cs="Arial"/>
+                <w:sz w:val="16"/>
+                <w:szCs w:val="16"/>
               </w:rPr>
               <w:alias w:val="student_city"/>
               <w:tag w:val="student_city"/>
@@ -1015,12 +1026,15 @@
               <w:p>
                 <w:pPr>
                   <w:rPr>
-                    <w:szCs w:val="20"/>
+                    <w:rFonts w:ascii="Arial" w:hAnsi="Arial" w:cs="Arial"/>
+                    <w:sz w:val="16"/>
+                    <w:szCs w:val="16"/>
                   </w:rPr>
                 </w:pPr>
                 <w:r>
                   <w:rPr>
                     <w:rStyle w:val="Textodelmarcadordeposicin"/>
+                    <w:rFonts w:ascii="Arial" w:hAnsi="Arial" w:cs="Arial"/>
                     <w:color w:val="auto"/>
                     <w:sz w:val="16"/>
                     <w:szCs w:val="16"/>
@@ -1088,6 +1102,7 @@
                 <w:r>
                   <w:rPr>
                     <w:rStyle w:val="Textodelmarcadordeposicin"/>
+                    <w:rFonts w:ascii="Arial" w:hAnsi="Arial" w:cs="Arial"/>
                     <w:color w:val="auto"/>
                     <w:sz w:val="16"/>
                     <w:szCs w:val="16"/>
@@ -1155,6 +1170,7 @@
                 <w:r>
                   <w:rPr>
                     <w:rStyle w:val="Textodelmarcadordeposicin"/>
+                    <w:rFonts w:ascii="Arial" w:hAnsi="Arial" w:cs="Arial"/>
                     <w:color w:val="auto"/>
                     <w:sz w:val="16"/>
                     <w:szCs w:val="16"/>
@@ -1219,6 +1235,7 @@
                 <w:r>
                   <w:rPr>
                     <w:rStyle w:val="Textodelmarcadordeposicin"/>
+                    <w:rFonts w:ascii="Arial" w:hAnsi="Arial" w:cs="Arial"/>
                     <w:color w:val="auto"/>
                     <w:sz w:val="16"/>
                     <w:szCs w:val="16"/>
@@ -1283,6 +1300,7 @@
                 <w:r>
                   <w:rPr>
                     <w:rStyle w:val="Textodelmarcadordeposicin"/>
+                    <w:rFonts w:ascii="Arial" w:hAnsi="Arial" w:cs="Arial"/>
                     <w:color w:val="auto"/>
                     <w:sz w:val="16"/>
                     <w:szCs w:val="16"/>
@@ -1352,6 +1370,7 @@
                 <w:r>
                   <w:rPr>
                     <w:rStyle w:val="Textodelmarcadordeposicin"/>
+                    <w:rFonts w:ascii="Arial" w:hAnsi="Arial" w:cs="Arial"/>
                     <w:color w:val="auto"/>
                     <w:sz w:val="16"/>
                     <w:szCs w:val="16"/>
@@ -1424,6 +1443,7 @@
                 <w:r>
                   <w:rPr>
                     <w:rStyle w:val="Textodelmarcadordeposicin"/>
+                    <w:rFonts w:ascii="Arial" w:hAnsi="Arial" w:cs="Arial"/>
                     <w:color w:val="auto"/>
                     <w:sz w:val="16"/>
                     <w:szCs w:val="16"/>
@@ -1630,6 +1650,7 @@
                 <w:r>
                   <w:rPr>
                     <w:rStyle w:val="Textodelmarcadordeposicin"/>
+                    <w:rFonts w:ascii="Arial" w:hAnsi="Arial" w:cs="Arial"/>
                     <w:color w:val="auto"/>
                     <w:sz w:val="16"/>
                     <w:szCs w:val="16"/>
@@ -1709,6 +1730,7 @@
                 <w:r>
                   <w:rPr>
                     <w:rStyle w:val="Textodelmarcadordeposicin"/>
+                    <w:rFonts w:ascii="Arial" w:hAnsi="Arial" w:cs="Arial"/>
                     <w:color w:val="auto"/>
                     <w:sz w:val="16"/>
                     <w:szCs w:val="16"/>
@@ -1770,6 +1792,7 @@
                 <w:r>
                   <w:rPr>
                     <w:rStyle w:val="Textodelmarcadordeposicin"/>
+                    <w:rFonts w:ascii="Arial" w:hAnsi="Arial" w:cs="Arial"/>
                     <w:color w:val="auto"/>
                     <w:sz w:val="16"/>
                     <w:szCs w:val="16"/>
@@ -1833,6 +1856,7 @@
                 <w:r>
                   <w:rPr>
                     <w:rStyle w:val="Textodelmarcadordeposicin"/>
+                    <w:rFonts w:ascii="Arial" w:hAnsi="Arial" w:cs="Arial"/>
                     <w:color w:val="auto"/>
                     <w:sz w:val="16"/>
                     <w:szCs w:val="16"/>
@@ -2155,9 +2179,13 @@
             </w:sdtPr>
             <w:sdtContent>
               <w:p>
+                <w:pPr>
+                  <w:jc w:val="both"/>
+                </w:pPr>
                 <w:r>
                   <w:rPr>
                     <w:rStyle w:val="Textodelmarcadordeposicin"/>
+                    <w:rFonts w:ascii="Arial" w:hAnsi="Arial" w:cs="Arial"/>
                     <w:color w:val="auto"/>
                     <w:sz w:val="16"/>
                     <w:szCs w:val="16"/>
@@ -2212,9 +2240,13 @@
             </w:sdtPr>
             <w:sdtContent>
               <w:p>
+                <w:pPr>
+                  <w:jc w:val="both"/>
+                </w:pPr>
                 <w:r>
                   <w:rPr>
                     <w:rStyle w:val="Textodelmarcadordeposicin"/>
+                    <w:rFonts w:ascii="Arial" w:hAnsi="Arial" w:cs="Arial"/>
                     <w:color w:val="auto"/>
                     <w:sz w:val="16"/>
                     <w:szCs w:val="16"/>
@@ -2823,9 +2855,13 @@
             </w:sdtPr>
             <w:sdtContent>
               <w:p>
+                <w:pPr>
+                  <w:jc w:val="both"/>
+                </w:pPr>
                 <w:r>
                   <w:rPr>
                     <w:rStyle w:val="Textodelmarcadordeposicin"/>
+                    <w:rFonts w:ascii="Arial" w:hAnsi="Arial" w:cs="Arial"/>
                     <w:color w:val="auto"/>
                     <w:sz w:val="16"/>
                     <w:szCs w:val="16"/>
@@ -2872,9 +2908,13 @@
             </w:sdtPr>
             <w:sdtContent>
               <w:p>
+                <w:pPr>
+                  <w:jc w:val="both"/>
+                </w:pPr>
                 <w:r>
                   <w:rPr>
                     <w:rStyle w:val="Textodelmarcadordeposicin"/>
+                    <w:rFonts w:ascii="Arial" w:hAnsi="Arial" w:cs="Arial"/>
                     <w:color w:val="auto"/>
                     <w:sz w:val="16"/>
                     <w:szCs w:val="16"/>
@@ -3061,6 +3101,7 @@
                 <w:r>
                   <w:rPr>
                     <w:rStyle w:val="Textodelmarcadordeposicin"/>
+                    <w:rFonts w:ascii="Arial" w:hAnsi="Arial" w:cs="Arial"/>
                     <w:color w:val="auto"/>
                     <w:sz w:val="16"/>
                     <w:szCs w:val="16"/>
@@ -3116,6 +3157,7 @@
                 <w:r>
                   <w:rPr>
                     <w:rStyle w:val="Textodelmarcadordeposicin"/>
+                    <w:rFonts w:ascii="Arial" w:hAnsi="Arial" w:cs="Arial"/>
                     <w:color w:val="auto"/>
                     <w:sz w:val="16"/>
                     <w:szCs w:val="16"/>
@@ -3170,6 +3212,7 @@
                 <w:r>
                   <w:rPr>
                     <w:rStyle w:val="Textodelmarcadordeposicin"/>
+                    <w:rFonts w:ascii="Arial" w:hAnsi="Arial" w:cs="Arial"/>
                     <w:color w:val="auto"/>
                     <w:sz w:val="16"/>
                     <w:szCs w:val="16"/>
@@ -3238,6 +3281,7 @@
                 <w:r>
                   <w:rPr>
                     <w:rStyle w:val="Textodelmarcadordeposicin"/>
+                    <w:rFonts w:ascii="Arial" w:hAnsi="Arial" w:cs="Arial"/>
                     <w:color w:val="auto"/>
                     <w:sz w:val="16"/>
                     <w:szCs w:val="16"/>
@@ -3395,6 +3439,7 @@
                 <w:r>
                   <w:rPr>
                     <w:rStyle w:val="Textodelmarcadordeposicin"/>
+                    <w:rFonts w:ascii="Arial" w:hAnsi="Arial" w:cs="Arial"/>
                     <w:color w:val="auto"/>
                     <w:sz w:val="16"/>
                     <w:szCs w:val="16"/>
@@ -3457,6 +3502,7 @@
                 <w:r>
                   <w:rPr>
                     <w:rStyle w:val="Textodelmarcadordeposicin"/>
+                    <w:rFonts w:ascii="Arial" w:hAnsi="Arial" w:cs="Arial"/>
                     <w:color w:val="auto"/>
                     <w:sz w:val="16"/>
                     <w:szCs w:val="16"/>
@@ -3526,6 +3572,7 @@
                 <w:r>
                   <w:rPr>
                     <w:rStyle w:val="Textodelmarcadordeposicin"/>
+                    <w:rFonts w:ascii="Arial" w:hAnsi="Arial" w:cs="Arial"/>
                     <w:color w:val="auto"/>
                     <w:sz w:val="16"/>
                     <w:szCs w:val="16"/>
@@ -3668,6 +3715,7 @@
                 <w:r>
                   <w:rPr>
                     <w:rStyle w:val="Textodelmarcadordeposicin"/>
+                    <w:rFonts w:ascii="Arial" w:hAnsi="Arial" w:cs="Arial"/>
                     <w:color w:val="auto"/>
                     <w:sz w:val="16"/>
                     <w:szCs w:val="16"/>
@@ -7116,6 +7164,13 @@
     <w:pitch w:val="variable"/>
     <w:sig w:usb0="E1002EFF" w:usb1="C000605B" w:usb2="00000029" w:usb3="00000000" w:csb0="000101FF" w:csb1="00000000"/>
   </w:font>
+  <w:font w:name="Arial">
+    <w:panose1 w:val="020B0604020202020204"/>
+    <w:charset w:val="00"/>
+    <w:family w:val="swiss"/>
+    <w:pitch w:val="variable"/>
+    <w:sig w:usb0="E0002EFF" w:usb1="C000785B" w:usb2="00000009" w:usb3="00000000" w:csb0="000001FF" w:csb1="00000000"/>
+  </w:font>
   <w:font w:name="MS Gothic">
     <w:altName w:val="ＭＳ ゴシック"/>
     <w:panose1 w:val="020B0609070205080204"/>
@@ -7123,13 +7178,6 @@
     <w:family w:val="modern"/>
     <w:pitch w:val="fixed"/>
     <w:sig w:usb0="E00002FF" w:usb1="6AC7FDFB" w:usb2="08000012" w:usb3="00000000" w:csb0="0002009F" w:csb1="00000000"/>
-  </w:font>
-  <w:font w:name="Arial">
-    <w:panose1 w:val="020B0604020202020204"/>
-    <w:charset w:val="00"/>
-    <w:family w:val="swiss"/>
-    <w:pitch w:val="variable"/>
-    <w:sig w:usb0="E0002EFF" w:usb1="C000785B" w:usb2="00000009" w:usb3="00000000" w:csb0="000001FF" w:csb1="00000000"/>
   </w:font>
   <w:font w:name="Arial Unicode MS">
     <w:panose1 w:val="020B0604020202020204"/>
@@ -7177,6 +7225,9 @@
   </w:compat>
   <w:rsids>
     <w:rsidRoot w:val="00654DEA"/>
+    <w:rsid w:val="000E3BBF"/>
+    <w:rsid w:val="00441BA1"/>
+    <w:rsid w:val="004D6FB8"/>
     <w:rsid w:val="00654DEA"/>
     <w:rsid w:val="00EB0188"/>
     <w:rsid w:val="00FB4F6E"/>
